--- a/DOCUMENT TECHNIQUE Mini.docx
+++ b/DOCUMENT TECHNIQUE Mini.docx
@@ -93,23 +93,7 @@
           <w:rFonts w:ascii="Calibri" w:eastAsia="Calibri" w:hAnsi="Calibri" w:cs="Calibri"/>
           <w:sz w:val="22"/>
         </w:rPr>
-        <w:t xml:space="preserve">ROBEL </w:t>
-      </w:r>
-      <w:proofErr w:type="spellStart"/>
-      <w:r>
-        <w:rPr>
-          <w:rFonts w:ascii="Calibri" w:eastAsia="Calibri" w:hAnsi="Calibri" w:cs="Calibri"/>
-          <w:sz w:val="22"/>
-        </w:rPr>
-        <w:t>Tsilavina</w:t>
-      </w:r>
-      <w:proofErr w:type="spellEnd"/>
-      <w:r>
-        <w:rPr>
-          <w:rFonts w:ascii="Calibri" w:eastAsia="Calibri" w:hAnsi="Calibri" w:cs="Calibri"/>
-          <w:sz w:val="22"/>
-        </w:rPr>
-        <w:t xml:space="preserve"> </w:t>
+        <w:t xml:space="preserve">ROBEL Tsilavina </w:t>
       </w:r>
       <w:r>
         <w:rPr>
@@ -276,53 +260,49 @@
           <w:b/>
           <w:sz w:val="28"/>
         </w:rPr>
-        <w:t xml:space="preserve">SCENARIOS </w:t>
-      </w:r>
-      <w:r>
-        <w:rPr>
-          <w:rFonts w:ascii="Calibri" w:eastAsia="Calibri" w:hAnsi="Calibri" w:cs="Calibri"/>
-          <w:b/>
-          <w:sz w:val="28"/>
-        </w:rPr>
-        <w:t>D’UTILISATION</w:t>
-      </w:r>
-      <w:r>
-        <w:rPr>
-          <w:rFonts w:ascii="Calibri" w:eastAsia="Calibri" w:hAnsi="Calibri" w:cs="Calibri"/>
-          <w:b/>
-          <w:sz w:val="28"/>
-        </w:rPr>
-        <w:t xml:space="preserve"> : </w:t>
+        <w:t xml:space="preserve">SCENARIOS D’UTILISATION : </w:t>
       </w:r>
     </w:p>
     <w:p>
       <w:pPr>
         <w:pStyle w:val="Paragraphedeliste"/>
       </w:pPr>
+    </w:p>
+    <w:p>
+      <w:pPr>
+        <w:pStyle w:val="Titre3"/>
+      </w:pPr>
+      <w:proofErr w:type="spellStart"/>
+      <w:r>
+        <w:t>Front-office</w:t>
+      </w:r>
+      <w:proofErr w:type="spellEnd"/>
+      <w:r>
+        <w:t xml:space="preserve"> : </w:t>
+      </w:r>
     </w:p>
     <w:p>
       <w:pPr>
         <w:pStyle w:val="Paragraphedeliste"/>
         <w:numPr>
           <w:ilvl w:val="0"/>
-          <w:numId w:val="4"/>
+          <w:numId w:val="10"/>
         </w:numPr>
         <w:spacing w:after="150" w:line="259" w:lineRule="auto"/>
-      </w:pPr>
-      <w:proofErr w:type="spellStart"/>
-      <w:r>
-        <w:t>Front-office</w:t>
-      </w:r>
-      <w:proofErr w:type="spellEnd"/>
-      <w:r>
-        <w:t xml:space="preserve"> : </w:t>
-      </w:r>
-    </w:p>
-    <w:p>
-      <w:pPr>
-        <w:spacing w:after="150" w:line="259" w:lineRule="auto"/>
-      </w:pPr>
-      <w:r>
+        <w:rPr>
+          <w:b/>
+          <w:bCs/>
+          <w:sz w:val="40"/>
+          <w:szCs w:val="40"/>
+        </w:rPr>
+      </w:pPr>
+      <w:r>
+        <w:rPr>
+          <w:b/>
+          <w:bCs/>
+          <w:sz w:val="40"/>
+          <w:szCs w:val="40"/>
+        </w:rPr>
         <w:t xml:space="preserve">Page d’accueil </w:t>
       </w:r>
     </w:p>
@@ -488,13 +468,35 @@
       </w:pPr>
     </w:p>
     <w:p>
-      <w:r>
+      <w:pPr>
+        <w:pStyle w:val="Paragraphedeliste"/>
+        <w:numPr>
+          <w:ilvl w:val="0"/>
+          <w:numId w:val="9"/>
+        </w:numPr>
+        <w:rPr>
+          <w:b/>
+          <w:bCs/>
+          <w:sz w:val="40"/>
+          <w:szCs w:val="40"/>
+        </w:rPr>
+      </w:pPr>
+      <w:r>
+        <w:rPr>
+          <w:b/>
+          <w:bCs/>
+          <w:sz w:val="40"/>
+          <w:szCs w:val="40"/>
+        </w:rPr>
         <w:lastRenderedPageBreak/>
         <w:t xml:space="preserve">Choisir une catégorie </w:t>
       </w:r>
     </w:p>
     <w:p>
       <w:r>
+        <w:rPr>
+          <w:noProof/>
+        </w:rPr>
         <w:drawing>
           <wp:inline distT="0" distB="0" distL="0" distR="0" wp14:anchorId="13B43498" wp14:editId="0DF990E9">
             <wp:extent cx="6645910" cy="5659755"/>
@@ -543,14 +545,45 @@
     <w:p/>
     <w:p/>
     <w:p>
-      <w:r>
+      <w:pPr>
+        <w:pStyle w:val="Paragraphedeliste"/>
+        <w:numPr>
+          <w:ilvl w:val="0"/>
+          <w:numId w:val="8"/>
+        </w:numPr>
+        <w:rPr>
+          <w:b/>
+          <w:bCs/>
+          <w:sz w:val="40"/>
+          <w:szCs w:val="40"/>
+        </w:rPr>
+      </w:pPr>
+      <w:r>
+        <w:rPr>
+          <w:b/>
+          <w:bCs/>
+          <w:sz w:val="40"/>
+          <w:szCs w:val="40"/>
+        </w:rPr>
         <w:lastRenderedPageBreak/>
         <w:t xml:space="preserve">Lire un article </w:t>
       </w:r>
       <w:r>
+        <w:rPr>
+          <w:b/>
+          <w:bCs/>
+          <w:sz w:val="40"/>
+          <w:szCs w:val="40"/>
+        </w:rPr>
         <w:tab/>
       </w:r>
       <w:r>
+        <w:rPr>
+          <w:b/>
+          <w:bCs/>
+          <w:sz w:val="40"/>
+          <w:szCs w:val="40"/>
+        </w:rPr>
         <w:tab/>
       </w:r>
     </w:p>
@@ -685,6 +718,9 @@
     </w:p>
     <w:p>
       <w:r>
+        <w:rPr>
+          <w:noProof/>
+        </w:rPr>
         <w:lastRenderedPageBreak/>
         <w:drawing>
           <wp:inline distT="0" distB="0" distL="0" distR="0" wp14:anchorId="6111ADDC" wp14:editId="7E47CC53">
@@ -724,11 +760,17 @@
       </w:r>
     </w:p>
     <w:p>
+      <w:pPr>
+        <w:pStyle w:val="Titre"/>
+      </w:pPr>
       <w:r>
         <w:t>Nom d’utilisateur : admin</w:t>
       </w:r>
     </w:p>
     <w:p>
+      <w:pPr>
+        <w:pStyle w:val="Titre"/>
+      </w:pPr>
       <w:r>
         <w:t xml:space="preserve">Mot de passe : admin </w:t>
       </w:r>
@@ -741,13 +783,34 @@
     <w:p/>
     <w:p/>
     <w:p>
-      <w:r>
-        <w:lastRenderedPageBreak/>
+      <w:pPr>
+        <w:pStyle w:val="Paragraphedeliste"/>
+        <w:numPr>
+          <w:ilvl w:val="0"/>
+          <w:numId w:val="8"/>
+        </w:numPr>
+        <w:rPr>
+          <w:b/>
+          <w:bCs/>
+          <w:sz w:val="40"/>
+          <w:szCs w:val="40"/>
+        </w:rPr>
+      </w:pPr>
+      <w:r>
+        <w:rPr>
+          <w:b/>
+          <w:bCs/>
+          <w:sz w:val="40"/>
+          <w:szCs w:val="40"/>
+        </w:rPr>
         <w:t>Gestion des articles :</w:t>
       </w:r>
     </w:p>
     <w:p>
       <w:r>
+        <w:rPr>
+          <w:noProof/>
+        </w:rPr>
         <w:drawing>
           <wp:inline distT="0" distB="0" distL="0" distR="0" wp14:anchorId="5122A695" wp14:editId="01AC7052">
             <wp:extent cx="6645910" cy="4570730"/>
@@ -785,8 +848,40 @@
         </w:drawing>
       </w:r>
     </w:p>
+    <w:p/>
+    <w:p/>
+    <w:p/>
+    <w:p/>
+    <w:p/>
+    <w:p/>
+    <w:p/>
+    <w:p/>
+    <w:p/>
+    <w:p/>
+    <w:p/>
+    <w:p/>
     <w:p>
-      <w:r>
+      <w:pPr>
+        <w:pStyle w:val="Paragraphedeliste"/>
+        <w:numPr>
+          <w:ilvl w:val="0"/>
+          <w:numId w:val="8"/>
+        </w:numPr>
+        <w:rPr>
+          <w:b/>
+          <w:bCs/>
+          <w:sz w:val="40"/>
+          <w:szCs w:val="40"/>
+        </w:rPr>
+      </w:pPr>
+      <w:r>
+        <w:rPr>
+          <w:b/>
+          <w:bCs/>
+          <w:sz w:val="40"/>
+          <w:szCs w:val="40"/>
+        </w:rPr>
+        <w:lastRenderedPageBreak/>
         <w:t xml:space="preserve">Insérer un nouvel article </w:t>
       </w:r>
     </w:p>
@@ -841,7 +936,9 @@
     </w:p>
     <w:p>
       <w:r>
-        <w:lastRenderedPageBreak/>
+        <w:rPr>
+          <w:noProof/>
+        </w:rPr>
         <w:drawing>
           <wp:inline distT="0" distB="0" distL="0" distR="0" wp14:anchorId="30EBF221" wp14:editId="1A7CF2DF">
             <wp:extent cx="6645910" cy="2229485"/>
@@ -879,58 +976,21 @@
         </w:drawing>
       </w:r>
     </w:p>
-    <w:p/>
     <w:p>
-      <w:r>
-        <w:t xml:space="preserve">Gestion des catégories : </w:t>
-      </w:r>
+      <w:pPr>
+        <w:rPr>
+          <w:b/>
+          <w:bCs/>
+          <w:sz w:val="40"/>
+          <w:szCs w:val="40"/>
+        </w:rPr>
+      </w:pPr>
     </w:p>
     <w:p>
       <w:r>
-        <w:drawing>
-          <wp:inline distT="0" distB="0" distL="0" distR="0" wp14:anchorId="40900947" wp14:editId="24CD09AC">
-            <wp:extent cx="6645910" cy="6268085"/>
-            <wp:effectExtent l="0" t="0" r="2540" b="0"/>
-            <wp:docPr id="1932548123" name="Image 1"/>
-            <wp:cNvGraphicFramePr>
-              <a:graphicFrameLocks xmlns:a="http://schemas.openxmlformats.org/drawingml/2006/main" noChangeAspect="1"/>
-            </wp:cNvGraphicFramePr>
-            <a:graphic xmlns:a="http://schemas.openxmlformats.org/drawingml/2006/main">
-              <a:graphicData uri="http://schemas.openxmlformats.org/drawingml/2006/picture">
-                <pic:pic xmlns:pic="http://schemas.openxmlformats.org/drawingml/2006/picture">
-                  <pic:nvPicPr>
-                    <pic:cNvPr id="1932548123" name=""/>
-                    <pic:cNvPicPr/>
-                  </pic:nvPicPr>
-                  <pic:blipFill>
-                    <a:blip r:embed="rId16"/>
-                    <a:stretch>
-                      <a:fillRect/>
-                    </a:stretch>
-                  </pic:blipFill>
-                  <pic:spPr>
-                    <a:xfrm>
-                      <a:off x="0" y="0"/>
-                      <a:ext cx="6645910" cy="6268085"/>
-                    </a:xfrm>
-                    <a:prstGeom prst="rect">
-                      <a:avLst/>
-                    </a:prstGeom>
-                  </pic:spPr>
-                </pic:pic>
-              </a:graphicData>
-            </a:graphic>
-          </wp:inline>
-        </w:drawing>
-      </w:r>
-    </w:p>
-    <w:p>
-      <w:r>
-        <w:t xml:space="preserve">Créer une nouvelle catégorie : </w:t>
-      </w:r>
-    </w:p>
-    <w:p>
-      <w:r>
+        <w:rPr>
+          <w:noProof/>
+        </w:rPr>
         <w:lastRenderedPageBreak/>
         <w:drawing>
           <wp:inline distT="0" distB="0" distL="0" distR="0" wp14:anchorId="27E6B70C" wp14:editId="5B2EDE21">
@@ -948,7 +1008,7 @@
                     <pic:cNvPicPr/>
                   </pic:nvPicPr>
                   <pic:blipFill>
-                    <a:blip r:embed="rId17"/>
+                    <a:blip r:embed="rId16"/>
                     <a:stretch>
                       <a:fillRect/>
                     </a:stretch>
@@ -969,9 +1029,37 @@
         </w:drawing>
       </w:r>
     </w:p>
-    <w:p/>
     <w:p>
-      <w:r>
+      <w:pPr>
+        <w:rPr>
+          <w:b/>
+          <w:bCs/>
+          <w:sz w:val="40"/>
+          <w:szCs w:val="40"/>
+        </w:rPr>
+      </w:pPr>
+    </w:p>
+    <w:p>
+      <w:pPr>
+        <w:pStyle w:val="Paragraphedeliste"/>
+        <w:numPr>
+          <w:ilvl w:val="0"/>
+          <w:numId w:val="8"/>
+        </w:numPr>
+        <w:rPr>
+          <w:b/>
+          <w:bCs/>
+          <w:sz w:val="40"/>
+          <w:szCs w:val="40"/>
+        </w:rPr>
+      </w:pPr>
+      <w:r>
+        <w:rPr>
+          <w:b/>
+          <w:bCs/>
+          <w:sz w:val="40"/>
+          <w:szCs w:val="40"/>
+        </w:rPr>
         <w:t>Lighthouse Desktop :</w:t>
       </w:r>
     </w:p>
@@ -997,7 +1085,7 @@
                     <pic:cNvPicPr/>
                   </pic:nvPicPr>
                   <pic:blipFill>
-                    <a:blip r:embed="rId18">
+                    <a:blip r:embed="rId17">
                       <a:extLst>
                         <a:ext uri="{28A0092B-C50C-407E-A947-70E740481C1C}">
                           <a14:useLocalDpi xmlns:a14="http://schemas.microsoft.com/office/drawing/2010/main" val="0"/>
@@ -1027,15 +1115,27 @@
     <w:p/>
     <w:p/>
     <w:p>
-      <w:r>
-        <w:lastRenderedPageBreak/>
-        <w:t xml:space="preserve">Lighthouse </w:t>
-      </w:r>
-      <w:r>
-        <w:t>Mobile</w:t>
-      </w:r>
-      <w:r>
-        <w:t> :</w:t>
+      <w:pPr>
+        <w:pStyle w:val="Paragraphedeliste"/>
+        <w:numPr>
+          <w:ilvl w:val="0"/>
+          <w:numId w:val="8"/>
+        </w:numPr>
+        <w:rPr>
+          <w:b/>
+          <w:bCs/>
+          <w:sz w:val="40"/>
+          <w:szCs w:val="40"/>
+        </w:rPr>
+      </w:pPr>
+      <w:r>
+        <w:rPr>
+          <w:b/>
+          <w:bCs/>
+          <w:sz w:val="40"/>
+          <w:szCs w:val="40"/>
+        </w:rPr>
+        <w:t>Lighthouse Mobile :</w:t>
       </w:r>
     </w:p>
     <w:p>
@@ -1060,7 +1160,7 @@
                     <pic:cNvPicPr/>
                   </pic:nvPicPr>
                   <pic:blipFill>
-                    <a:blip r:embed="rId19">
+                    <a:blip r:embed="rId18">
                       <a:extLst>
                         <a:ext uri="{28A0092B-C50C-407E-A947-70E740481C1C}">
                           <a14:useLocalDpi xmlns:a14="http://schemas.microsoft.com/office/drawing/2010/main" val="0"/>
@@ -1101,9 +1201,348 @@
 <file path=word/numbering.xml><?xml version="1.0" encoding="utf-8"?>
 <w:numbering xmlns:wpc="http://schemas.microsoft.com/office/word/2010/wordprocessingCanvas" xmlns:cx="http://schemas.microsoft.com/office/drawing/2014/chartex" xmlns:cx1="http://schemas.microsoft.com/office/drawing/2015/9/8/chartex" xmlns:cx2="http://schemas.microsoft.com/office/drawing/2015/10/21/chartex" xmlns:cx3="http://schemas.microsoft.com/office/drawing/2016/5/9/chartex" xmlns:cx4="http://schemas.microsoft.com/office/drawing/2016/5/10/chartex" xmlns:cx5="http://schemas.microsoft.com/office/drawing/2016/5/11/chartex" xmlns:cx6="http://schemas.microsoft.com/office/drawing/2016/5/12/chartex" xmlns:cx7="http://schemas.microsoft.com/office/drawing/2016/5/13/chartex" xmlns:cx8="http://schemas.microsoft.com/office/drawing/2016/5/14/chartex" xmlns:mc="http://schemas.openxmlformats.org/markup-compatibility/2006" xmlns:aink="http://schemas.microsoft.com/office/drawing/2016/ink" xmlns:am3d="http://schemas.microsoft.com/office/drawing/2017/model3d" xmlns:o="urn:schemas-microsoft-com:office:office" xmlns:oel="http://schemas.microsoft.com/office/2019/extlst" xmlns:r="http://schemas.openxmlformats.org/officeDocument/2006/relationships" xmlns:m="http://schemas.openxmlformats.org/officeDocument/2006/math" xmlns:v="urn:schemas-microsoft-com:vml" xmlns:wp14="http://schemas.microsoft.com/office/word/2010/wordprocessingDrawing" xmlns:wp="http://schemas.openxmlformats.org/drawingml/2006/wordprocessingDrawing" xmlns:w10="urn:schemas-microsoft-com:office:word" xmlns:w="http://schemas.openxmlformats.org/wordprocessingml/2006/main" xmlns:w14="http://schemas.microsoft.com/office/word/2010/wordml" xmlns:w15="http://schemas.microsoft.com/office/word/2012/wordml" xmlns:w16cex="http://schemas.microsoft.com/office/word/2018/wordml/cex" xmlns:w16cid="http://schemas.microsoft.com/office/word/2016/wordml/cid" xmlns:w16="http://schemas.microsoft.com/office/word/2018/wordml" xmlns:w16du="http://schemas.microsoft.com/office/word/2023/wordml/word16du" xmlns:w16sdtdh="http://schemas.microsoft.com/office/word/2020/wordml/sdtdatahash" xmlns:w16sdtfl="http://schemas.microsoft.com/office/word/2024/wordml/sdtformatlock" xmlns:w16se="http://schemas.microsoft.com/office/word/2015/wordml/symex" xmlns:wpg="http://schemas.microsoft.com/office/word/2010/wordprocessingGroup" xmlns:wpi="http://schemas.microsoft.com/office/word/2010/wordprocessingInk" xmlns:wne="http://schemas.microsoft.com/office/word/2006/wordml" xmlns:wps="http://schemas.microsoft.com/office/word/2010/wordprocessingShape" mc:Ignorable="w14 w15 w16se w16cid w16 w16cex w16sdtdh w16sdtfl w16du wp14">
   <w:abstractNum w:abstractNumId="0" w15:restartNumberingAfterBreak="0">
+    <w:nsid w:val="015716AD"/>
+    <w:multiLevelType w:val="hybridMultilevel"/>
+    <w:tmpl w:val="1CE86B34"/>
+    <w:lvl w:ilvl="0" w:tplc="2968F094">
+      <w:start w:val="1"/>
+      <w:numFmt w:val="bullet"/>
+      <w:lvlText w:val=""/>
+      <w:lvlJc w:val="left"/>
+      <w:pPr>
+        <w:ind w:left="1425" w:hanging="360"/>
+      </w:pPr>
+      <w:rPr>
+        <w:rFonts w:ascii="Symbol" w:hAnsi="Symbol" w:hint="default"/>
+      </w:rPr>
+    </w:lvl>
+    <w:lvl w:ilvl="1" w:tplc="040C0003" w:tentative="1">
+      <w:start w:val="1"/>
+      <w:numFmt w:val="bullet"/>
+      <w:lvlText w:val="o"/>
+      <w:lvlJc w:val="left"/>
+      <w:pPr>
+        <w:ind w:left="1440" w:hanging="360"/>
+      </w:pPr>
+      <w:rPr>
+        <w:rFonts w:ascii="Courier New" w:hAnsi="Courier New" w:cs="Courier New" w:hint="default"/>
+      </w:rPr>
+    </w:lvl>
+    <w:lvl w:ilvl="2" w:tplc="040C0005" w:tentative="1">
+      <w:start w:val="1"/>
+      <w:numFmt w:val="bullet"/>
+      <w:lvlText w:val=""/>
+      <w:lvlJc w:val="left"/>
+      <w:pPr>
+        <w:ind w:left="2160" w:hanging="360"/>
+      </w:pPr>
+      <w:rPr>
+        <w:rFonts w:ascii="Wingdings" w:hAnsi="Wingdings" w:hint="default"/>
+      </w:rPr>
+    </w:lvl>
+    <w:lvl w:ilvl="3" w:tplc="040C0001" w:tentative="1">
+      <w:start w:val="1"/>
+      <w:numFmt w:val="bullet"/>
+      <w:lvlText w:val=""/>
+      <w:lvlJc w:val="left"/>
+      <w:pPr>
+        <w:ind w:left="2880" w:hanging="360"/>
+      </w:pPr>
+      <w:rPr>
+        <w:rFonts w:ascii="Symbol" w:hAnsi="Symbol" w:hint="default"/>
+      </w:rPr>
+    </w:lvl>
+    <w:lvl w:ilvl="4" w:tplc="040C0003" w:tentative="1">
+      <w:start w:val="1"/>
+      <w:numFmt w:val="bullet"/>
+      <w:lvlText w:val="o"/>
+      <w:lvlJc w:val="left"/>
+      <w:pPr>
+        <w:ind w:left="3600" w:hanging="360"/>
+      </w:pPr>
+      <w:rPr>
+        <w:rFonts w:ascii="Courier New" w:hAnsi="Courier New" w:cs="Courier New" w:hint="default"/>
+      </w:rPr>
+    </w:lvl>
+    <w:lvl w:ilvl="5" w:tplc="040C0005" w:tentative="1">
+      <w:start w:val="1"/>
+      <w:numFmt w:val="bullet"/>
+      <w:lvlText w:val=""/>
+      <w:lvlJc w:val="left"/>
+      <w:pPr>
+        <w:ind w:left="4320" w:hanging="360"/>
+      </w:pPr>
+      <w:rPr>
+        <w:rFonts w:ascii="Wingdings" w:hAnsi="Wingdings" w:hint="default"/>
+      </w:rPr>
+    </w:lvl>
+    <w:lvl w:ilvl="6" w:tplc="040C0001" w:tentative="1">
+      <w:start w:val="1"/>
+      <w:numFmt w:val="bullet"/>
+      <w:lvlText w:val=""/>
+      <w:lvlJc w:val="left"/>
+      <w:pPr>
+        <w:ind w:left="5040" w:hanging="360"/>
+      </w:pPr>
+      <w:rPr>
+        <w:rFonts w:ascii="Symbol" w:hAnsi="Symbol" w:hint="default"/>
+      </w:rPr>
+    </w:lvl>
+    <w:lvl w:ilvl="7" w:tplc="040C0003" w:tentative="1">
+      <w:start w:val="1"/>
+      <w:numFmt w:val="bullet"/>
+      <w:lvlText w:val="o"/>
+      <w:lvlJc w:val="left"/>
+      <w:pPr>
+        <w:ind w:left="5760" w:hanging="360"/>
+      </w:pPr>
+      <w:rPr>
+        <w:rFonts w:ascii="Courier New" w:hAnsi="Courier New" w:cs="Courier New" w:hint="default"/>
+      </w:rPr>
+    </w:lvl>
+    <w:lvl w:ilvl="8" w:tplc="040C0005" w:tentative="1">
+      <w:start w:val="1"/>
+      <w:numFmt w:val="bullet"/>
+      <w:lvlText w:val=""/>
+      <w:lvlJc w:val="left"/>
+      <w:pPr>
+        <w:ind w:left="6480" w:hanging="360"/>
+      </w:pPr>
+      <w:rPr>
+        <w:rFonts w:ascii="Wingdings" w:hAnsi="Wingdings" w:hint="default"/>
+      </w:rPr>
+    </w:lvl>
+  </w:abstractNum>
+  <w:abstractNum w:abstractNumId="1" w15:restartNumberingAfterBreak="0">
+    <w:nsid w:val="06FD52F7"/>
+    <w:multiLevelType w:val="hybridMultilevel"/>
+    <w:tmpl w:val="18083032"/>
+    <w:lvl w:ilvl="0" w:tplc="2968F094">
+      <w:start w:val="1"/>
+      <w:numFmt w:val="bullet"/>
+      <w:lvlText w:val=""/>
+      <w:lvlJc w:val="left"/>
+      <w:pPr>
+        <w:ind w:left="720" w:hanging="360"/>
+      </w:pPr>
+      <w:rPr>
+        <w:rFonts w:ascii="Symbol" w:hAnsi="Symbol" w:hint="default"/>
+      </w:rPr>
+    </w:lvl>
+    <w:lvl w:ilvl="1" w:tplc="040C0003" w:tentative="1">
+      <w:start w:val="1"/>
+      <w:numFmt w:val="bullet"/>
+      <w:lvlText w:val="o"/>
+      <w:lvlJc w:val="left"/>
+      <w:pPr>
+        <w:ind w:left="1440" w:hanging="360"/>
+      </w:pPr>
+      <w:rPr>
+        <w:rFonts w:ascii="Courier New" w:hAnsi="Courier New" w:cs="Courier New" w:hint="default"/>
+      </w:rPr>
+    </w:lvl>
+    <w:lvl w:ilvl="2" w:tplc="040C0005" w:tentative="1">
+      <w:start w:val="1"/>
+      <w:numFmt w:val="bullet"/>
+      <w:lvlText w:val=""/>
+      <w:lvlJc w:val="left"/>
+      <w:pPr>
+        <w:ind w:left="2160" w:hanging="360"/>
+      </w:pPr>
+      <w:rPr>
+        <w:rFonts w:ascii="Wingdings" w:hAnsi="Wingdings" w:hint="default"/>
+      </w:rPr>
+    </w:lvl>
+    <w:lvl w:ilvl="3" w:tplc="040C0001" w:tentative="1">
+      <w:start w:val="1"/>
+      <w:numFmt w:val="bullet"/>
+      <w:lvlText w:val=""/>
+      <w:lvlJc w:val="left"/>
+      <w:pPr>
+        <w:ind w:left="2880" w:hanging="360"/>
+      </w:pPr>
+      <w:rPr>
+        <w:rFonts w:ascii="Symbol" w:hAnsi="Symbol" w:hint="default"/>
+      </w:rPr>
+    </w:lvl>
+    <w:lvl w:ilvl="4" w:tplc="040C0003" w:tentative="1">
+      <w:start w:val="1"/>
+      <w:numFmt w:val="bullet"/>
+      <w:lvlText w:val="o"/>
+      <w:lvlJc w:val="left"/>
+      <w:pPr>
+        <w:ind w:left="3600" w:hanging="360"/>
+      </w:pPr>
+      <w:rPr>
+        <w:rFonts w:ascii="Courier New" w:hAnsi="Courier New" w:cs="Courier New" w:hint="default"/>
+      </w:rPr>
+    </w:lvl>
+    <w:lvl w:ilvl="5" w:tplc="040C0005" w:tentative="1">
+      <w:start w:val="1"/>
+      <w:numFmt w:val="bullet"/>
+      <w:lvlText w:val=""/>
+      <w:lvlJc w:val="left"/>
+      <w:pPr>
+        <w:ind w:left="4320" w:hanging="360"/>
+      </w:pPr>
+      <w:rPr>
+        <w:rFonts w:ascii="Wingdings" w:hAnsi="Wingdings" w:hint="default"/>
+      </w:rPr>
+    </w:lvl>
+    <w:lvl w:ilvl="6" w:tplc="040C0001" w:tentative="1">
+      <w:start w:val="1"/>
+      <w:numFmt w:val="bullet"/>
+      <w:lvlText w:val=""/>
+      <w:lvlJc w:val="left"/>
+      <w:pPr>
+        <w:ind w:left="5040" w:hanging="360"/>
+      </w:pPr>
+      <w:rPr>
+        <w:rFonts w:ascii="Symbol" w:hAnsi="Symbol" w:hint="default"/>
+      </w:rPr>
+    </w:lvl>
+    <w:lvl w:ilvl="7" w:tplc="040C0003" w:tentative="1">
+      <w:start w:val="1"/>
+      <w:numFmt w:val="bullet"/>
+      <w:lvlText w:val="o"/>
+      <w:lvlJc w:val="left"/>
+      <w:pPr>
+        <w:ind w:left="5760" w:hanging="360"/>
+      </w:pPr>
+      <w:rPr>
+        <w:rFonts w:ascii="Courier New" w:hAnsi="Courier New" w:cs="Courier New" w:hint="default"/>
+      </w:rPr>
+    </w:lvl>
+    <w:lvl w:ilvl="8" w:tplc="040C0005" w:tentative="1">
+      <w:start w:val="1"/>
+      <w:numFmt w:val="bullet"/>
+      <w:lvlText w:val=""/>
+      <w:lvlJc w:val="left"/>
+      <w:pPr>
+        <w:ind w:left="6480" w:hanging="360"/>
+      </w:pPr>
+      <w:rPr>
+        <w:rFonts w:ascii="Wingdings" w:hAnsi="Wingdings" w:hint="default"/>
+      </w:rPr>
+    </w:lvl>
+  </w:abstractNum>
+  <w:abstractNum w:abstractNumId="2" w15:restartNumberingAfterBreak="0">
+    <w:nsid w:val="190B64D8"/>
+    <w:multiLevelType w:val="hybridMultilevel"/>
+    <w:tmpl w:val="29A28DCA"/>
+    <w:lvl w:ilvl="0" w:tplc="2968F094">
+      <w:start w:val="1"/>
+      <w:numFmt w:val="bullet"/>
+      <w:lvlText w:val=""/>
+      <w:lvlJc w:val="left"/>
+      <w:pPr>
+        <w:ind w:left="1425" w:hanging="360"/>
+      </w:pPr>
+      <w:rPr>
+        <w:rFonts w:ascii="Symbol" w:hAnsi="Symbol" w:hint="default"/>
+      </w:rPr>
+    </w:lvl>
+    <w:lvl w:ilvl="1" w:tplc="040C0003" w:tentative="1">
+      <w:start w:val="1"/>
+      <w:numFmt w:val="bullet"/>
+      <w:lvlText w:val="o"/>
+      <w:lvlJc w:val="left"/>
+      <w:pPr>
+        <w:ind w:left="1440" w:hanging="360"/>
+      </w:pPr>
+      <w:rPr>
+        <w:rFonts w:ascii="Courier New" w:hAnsi="Courier New" w:cs="Courier New" w:hint="default"/>
+      </w:rPr>
+    </w:lvl>
+    <w:lvl w:ilvl="2" w:tplc="040C0005" w:tentative="1">
+      <w:start w:val="1"/>
+      <w:numFmt w:val="bullet"/>
+      <w:lvlText w:val=""/>
+      <w:lvlJc w:val="left"/>
+      <w:pPr>
+        <w:ind w:left="2160" w:hanging="360"/>
+      </w:pPr>
+      <w:rPr>
+        <w:rFonts w:ascii="Wingdings" w:hAnsi="Wingdings" w:hint="default"/>
+      </w:rPr>
+    </w:lvl>
+    <w:lvl w:ilvl="3" w:tplc="040C0001" w:tentative="1">
+      <w:start w:val="1"/>
+      <w:numFmt w:val="bullet"/>
+      <w:lvlText w:val=""/>
+      <w:lvlJc w:val="left"/>
+      <w:pPr>
+        <w:ind w:left="2880" w:hanging="360"/>
+      </w:pPr>
+      <w:rPr>
+        <w:rFonts w:ascii="Symbol" w:hAnsi="Symbol" w:hint="default"/>
+      </w:rPr>
+    </w:lvl>
+    <w:lvl w:ilvl="4" w:tplc="040C0003" w:tentative="1">
+      <w:start w:val="1"/>
+      <w:numFmt w:val="bullet"/>
+      <w:lvlText w:val="o"/>
+      <w:lvlJc w:val="left"/>
+      <w:pPr>
+        <w:ind w:left="3600" w:hanging="360"/>
+      </w:pPr>
+      <w:rPr>
+        <w:rFonts w:ascii="Courier New" w:hAnsi="Courier New" w:cs="Courier New" w:hint="default"/>
+      </w:rPr>
+    </w:lvl>
+    <w:lvl w:ilvl="5" w:tplc="040C0005" w:tentative="1">
+      <w:start w:val="1"/>
+      <w:numFmt w:val="bullet"/>
+      <w:lvlText w:val=""/>
+      <w:lvlJc w:val="left"/>
+      <w:pPr>
+        <w:ind w:left="4320" w:hanging="360"/>
+      </w:pPr>
+      <w:rPr>
+        <w:rFonts w:ascii="Wingdings" w:hAnsi="Wingdings" w:hint="default"/>
+      </w:rPr>
+    </w:lvl>
+    <w:lvl w:ilvl="6" w:tplc="040C0001" w:tentative="1">
+      <w:start w:val="1"/>
+      <w:numFmt w:val="bullet"/>
+      <w:lvlText w:val=""/>
+      <w:lvlJc w:val="left"/>
+      <w:pPr>
+        <w:ind w:left="5040" w:hanging="360"/>
+      </w:pPr>
+      <w:rPr>
+        <w:rFonts w:ascii="Symbol" w:hAnsi="Symbol" w:hint="default"/>
+      </w:rPr>
+    </w:lvl>
+    <w:lvl w:ilvl="7" w:tplc="040C0003" w:tentative="1">
+      <w:start w:val="1"/>
+      <w:numFmt w:val="bullet"/>
+      <w:lvlText w:val="o"/>
+      <w:lvlJc w:val="left"/>
+      <w:pPr>
+        <w:ind w:left="5760" w:hanging="360"/>
+      </w:pPr>
+      <w:rPr>
+        <w:rFonts w:ascii="Courier New" w:hAnsi="Courier New" w:cs="Courier New" w:hint="default"/>
+      </w:rPr>
+    </w:lvl>
+    <w:lvl w:ilvl="8" w:tplc="040C0005" w:tentative="1">
+      <w:start w:val="1"/>
+      <w:numFmt w:val="bullet"/>
+      <w:lvlText w:val=""/>
+      <w:lvlJc w:val="left"/>
+      <w:pPr>
+        <w:ind w:left="6480" w:hanging="360"/>
+      </w:pPr>
+      <w:rPr>
+        <w:rFonts w:ascii="Wingdings" w:hAnsi="Wingdings" w:hint="default"/>
+      </w:rPr>
+    </w:lvl>
+  </w:abstractNum>
+  <w:abstractNum w:abstractNumId="3" w15:restartNumberingAfterBreak="0">
     <w:nsid w:val="19FB7868"/>
     <w:multiLevelType w:val="hybridMultilevel"/>
-    <w:tmpl w:val="17569996"/>
+    <w:tmpl w:val="BF62A346"/>
     <w:lvl w:ilvl="0" w:tplc="040C0001">
       <w:start w:val="1"/>
       <w:numFmt w:val="bullet"/>
@@ -1213,7 +1652,7 @@
       </w:rPr>
     </w:lvl>
   </w:abstractNum>
-  <w:abstractNum w:abstractNumId="1" w15:restartNumberingAfterBreak="0">
+  <w:abstractNum w:abstractNumId="4" w15:restartNumberingAfterBreak="0">
     <w:nsid w:val="1DFC057A"/>
     <w:multiLevelType w:val="hybridMultilevel"/>
     <w:tmpl w:val="C2F2425C"/>
@@ -1299,7 +1738,7 @@
       </w:pPr>
     </w:lvl>
   </w:abstractNum>
-  <w:abstractNum w:abstractNumId="2" w15:restartNumberingAfterBreak="0">
+  <w:abstractNum w:abstractNumId="5" w15:restartNumberingAfterBreak="0">
     <w:nsid w:val="31CB6582"/>
     <w:multiLevelType w:val="hybridMultilevel"/>
     <w:tmpl w:val="0D10A008"/>
@@ -1511,7 +1950,7 @@
       </w:rPr>
     </w:lvl>
   </w:abstractNum>
-  <w:abstractNum w:abstractNumId="3" w15:restartNumberingAfterBreak="0">
+  <w:abstractNum w:abstractNumId="6" w15:restartNumberingAfterBreak="0">
     <w:nsid w:val="5A3B49BA"/>
     <w:multiLevelType w:val="hybridMultilevel"/>
     <w:tmpl w:val="54C6A35A"/>
@@ -1635,7 +2074,7 @@
       </w:rPr>
     </w:lvl>
   </w:abstractNum>
-  <w:abstractNum w:abstractNumId="4" w15:restartNumberingAfterBreak="0">
+  <w:abstractNum w:abstractNumId="7" w15:restartNumberingAfterBreak="0">
     <w:nsid w:val="5D0A175E"/>
     <w:multiLevelType w:val="hybridMultilevel"/>
     <w:tmpl w:val="5D5E5B9E"/>
@@ -1748,7 +2187,7 @@
       </w:rPr>
     </w:lvl>
   </w:abstractNum>
-  <w:abstractNum w:abstractNumId="5" w15:restartNumberingAfterBreak="0">
+  <w:abstractNum w:abstractNumId="8" w15:restartNumberingAfterBreak="0">
     <w:nsid w:val="66406C6E"/>
     <w:multiLevelType w:val="hybridMultilevel"/>
     <w:tmpl w:val="14EC1522"/>
@@ -1834,7 +2273,7 @@
       </w:pPr>
     </w:lvl>
   </w:abstractNum>
-  <w:abstractNum w:abstractNumId="6" w15:restartNumberingAfterBreak="0">
+  <w:abstractNum w:abstractNumId="9" w15:restartNumberingAfterBreak="0">
     <w:nsid w:val="6E324B56"/>
     <w:multiLevelType w:val="hybridMultilevel"/>
     <w:tmpl w:val="94503120"/>
@@ -1948,25 +2387,34 @@
     </w:lvl>
   </w:abstractNum>
   <w:num w:numId="1" w16cid:durableId="1073164761">
+    <w:abstractNumId w:val="5"/>
+  </w:num>
+  <w:num w:numId="2" w16cid:durableId="395325969">
+    <w:abstractNumId w:val="8"/>
+  </w:num>
+  <w:num w:numId="3" w16cid:durableId="822432847">
+    <w:abstractNumId w:val="4"/>
+  </w:num>
+  <w:num w:numId="4" w16cid:durableId="655382444">
+    <w:abstractNumId w:val="3"/>
+  </w:num>
+  <w:num w:numId="5" w16cid:durableId="675573726">
+    <w:abstractNumId w:val="6"/>
+  </w:num>
+  <w:num w:numId="6" w16cid:durableId="1099136044">
+    <w:abstractNumId w:val="9"/>
+  </w:num>
+  <w:num w:numId="7" w16cid:durableId="815755954">
+    <w:abstractNumId w:val="7"/>
+  </w:num>
+  <w:num w:numId="8" w16cid:durableId="265581025">
     <w:abstractNumId w:val="2"/>
   </w:num>
-  <w:num w:numId="2" w16cid:durableId="395325969">
-    <w:abstractNumId w:val="5"/>
-  </w:num>
-  <w:num w:numId="3" w16cid:durableId="822432847">
-    <w:abstractNumId w:val="1"/>
-  </w:num>
-  <w:num w:numId="4" w16cid:durableId="655382444">
+  <w:num w:numId="9" w16cid:durableId="32585324">
     <w:abstractNumId w:val="0"/>
   </w:num>
-  <w:num w:numId="5" w16cid:durableId="675573726">
-    <w:abstractNumId w:val="3"/>
-  </w:num>
-  <w:num w:numId="6" w16cid:durableId="1099136044">
-    <w:abstractNumId w:val="6"/>
-  </w:num>
-  <w:num w:numId="7" w16cid:durableId="815755954">
-    <w:abstractNumId w:val="4"/>
+  <w:num w:numId="10" w16cid:durableId="991984678">
+    <w:abstractNumId w:val="1"/>
   </w:num>
 </w:numbering>
 </file>
@@ -2410,7 +2858,6 @@
     <w:next w:val="Normal"/>
     <w:link w:val="Titre2Car"/>
     <w:uiPriority w:val="9"/>
-    <w:semiHidden/>
     <w:unhideWhenUsed/>
     <w:qFormat/>
     <w:rsid w:val="008E1A70"/>
@@ -2433,7 +2880,6 @@
     <w:next w:val="Normal"/>
     <w:link w:val="Titre3Car"/>
     <w:uiPriority w:val="9"/>
-    <w:semiHidden/>
     <w:unhideWhenUsed/>
     <w:qFormat/>
     <w:rsid w:val="008E1A70"/>
@@ -2627,7 +3073,6 @@
     <w:basedOn w:val="Policepardfaut"/>
     <w:link w:val="Titre2"/>
     <w:uiPriority w:val="9"/>
-    <w:semiHidden/>
     <w:rsid w:val="008E1A70"/>
     <w:rPr>
       <w:rFonts w:asciiTheme="majorHAnsi" w:eastAsiaTheme="majorEastAsia" w:hAnsiTheme="majorHAnsi" w:cstheme="majorBidi"/>
@@ -2641,7 +3086,6 @@
     <w:basedOn w:val="Policepardfaut"/>
     <w:link w:val="Titre3"/>
     <w:uiPriority w:val="9"/>
-    <w:semiHidden/>
     <w:rsid w:val="008E1A70"/>
     <w:rPr>
       <w:rFonts w:eastAsiaTheme="majorEastAsia" w:cstheme="majorBidi"/>
@@ -2774,6 +3218,7 @@
       <w:numPr>
         <w:ilvl w:val="1"/>
       </w:numPr>
+      <w:ind w:left="10" w:hanging="10"/>
     </w:pPr>
     <w:rPr>
       <w:rFonts w:eastAsiaTheme="majorEastAsia" w:cstheme="majorBidi"/>
